--- a/Project Report TOC.docx
+++ b/Project Report TOC.docx
@@ -1,7 +1,19 @@
 
 <file path=word/document.xml><?xml version="1.0" encoding="utf-8"?>
-<w:document xmlns:wpc="http://schemas.microsoft.com/office/word/2010/wordprocessingCanvas" xmlns:cx="http://schemas.microsoft.com/office/drawing/2014/chartex" xmlns:cx1="http://schemas.microsoft.com/office/drawing/2015/9/8/chartex" xmlns:cx2="http://schemas.microsoft.com/office/drawing/2015/10/21/chartex" xmlns:cx3="http://schemas.microsoft.com/office/drawing/2016/5/9/chartex" xmlns:cx4="http://schemas.microsoft.com/office/drawing/2016/5/10/chartex" xmlns:cx5="http://schemas.microsoft.com/office/drawing/2016/5/11/chartex" xmlns:cx6="http://schemas.microsoft.com/office/drawing/2016/5/12/chartex" xmlns:cx7="http://schemas.microsoft.com/office/drawing/2016/5/13/chartex" xmlns:cx8="http://schemas.microsoft.com/office/drawing/2016/5/14/chartex" xmlns:mc="http://schemas.openxmlformats.org/markup-compatibility/2006" xmlns:aink="http://schemas.microsoft.com/office/drawing/2016/ink" xmlns:am3d="http://schemas.microsoft.com/office/drawing/2017/model3d" xmlns:o="urn:schemas-microsoft-com:office:office" xmlns:oel="http://schemas.microsoft.com/office/2019/extlst" xmlns:r="http://schemas.openxmlformats.org/officeDocument/2006/relationships" xmlns:m="http://schemas.openxmlformats.org/officeDocument/2006/math" xmlns:v="urn:schemas-microsoft-com:vml" xmlns:wp14="http://schemas.microsoft.com/office/word/2010/wordprocessingDrawing" xmlns:wp="http://schemas.openxmlformats.org/drawingml/2006/wordprocessingDrawing" xmlns:w10="urn:schemas-microsoft-com:office:word" xmlns:w="http://schemas.openxmlformats.org/wordprocessingml/2006/main" xmlns:w14="http://schemas.microsoft.com/office/word/2010/wordml" xmlns:w15="http://schemas.microsoft.com/office/word/2012/wordml" xmlns:w16cex="http://schemas.microsoft.com/office/word/2018/wordml/cex" xmlns:w16cid="http://schemas.microsoft.com/office/word/2016/wordml/cid" xmlns:w16="http://schemas.microsoft.com/office/word/2018/wordml" xmlns:w16sdtdh="http://schemas.microsoft.com/office/word/2020/wordml/sdtdatahash" xmlns:w16se="http://schemas.microsoft.com/office/word/2015/wordml/symex" xmlns:wpg="http://schemas.microsoft.com/office/word/2010/wordprocessingGroup" xmlns:wpi="http://schemas.microsoft.com/office/word/2010/wordprocessingInk" xmlns:wne="http://schemas.microsoft.com/office/word/2006/wordml" xmlns:wps="http://schemas.microsoft.com/office/word/2010/wordprocessingShape" mc:Ignorable="w14 w15 w16se w16cid w16 w16cex w16sdtdh wp14">
+<w:document xmlns:wpc="http://schemas.microsoft.com/office/word/2010/wordprocessingCanvas" xmlns:cx="http://schemas.microsoft.com/office/drawing/2014/chartex" xmlns:cx1="http://schemas.microsoft.com/office/drawing/2015/9/8/chartex" xmlns:cx2="http://schemas.microsoft.com/office/drawing/2015/10/21/chartex" xmlns:cx3="http://schemas.microsoft.com/office/drawing/2016/5/9/chartex" xmlns:cx4="http://schemas.microsoft.com/office/drawing/2016/5/10/chartex" xmlns:cx5="http://schemas.microsoft.com/office/drawing/2016/5/11/chartex" xmlns:cx6="http://schemas.microsoft.com/office/drawing/2016/5/12/chartex" xmlns:cx7="http://schemas.microsoft.com/office/drawing/2016/5/13/chartex" xmlns:cx8="http://schemas.microsoft.com/office/drawing/2016/5/14/chartex" xmlns:mc="http://schemas.openxmlformats.org/markup-compatibility/2006" xmlns:aink="http://schemas.microsoft.com/office/drawing/2016/ink" xmlns:am3d="http://schemas.microsoft.com/office/drawing/2017/model3d" xmlns:o="urn:schemas-microsoft-com:office:office" xmlns:oel="http://schemas.microsoft.com/office/2019/extlst" xmlns:r="http://schemas.openxmlformats.org/officeDocument/2006/relationships" xmlns:m="http://schemas.openxmlformats.org/officeDocument/2006/math" xmlns:v="urn:schemas-microsoft-com:vml" xmlns:wp14="http://schemas.microsoft.com/office/word/2010/wordprocessingDrawing" xmlns:wp="http://schemas.openxmlformats.org/drawingml/2006/wordprocessingDrawing" xmlns:w10="urn:schemas-microsoft-com:office:word" xmlns:w="http://schemas.openxmlformats.org/wordprocessingml/2006/main" xmlns:w14="http://schemas.microsoft.com/office/word/2010/wordml" xmlns:w15="http://schemas.microsoft.com/office/word/2012/wordml" xmlns:w16cex="http://schemas.microsoft.com/office/word/2018/wordml/cex" xmlns:w16cid="http://schemas.microsoft.com/office/word/2016/wordml/cid" xmlns:w16="http://schemas.microsoft.com/office/word/2018/wordml" xmlns:w16du="http://schemas.microsoft.com/office/word/2023/wordml/word16du" xmlns:w16sdtdh="http://schemas.microsoft.com/office/word/2020/wordml/sdtdatahash" xmlns:w16sdtfl="http://schemas.microsoft.com/office/word/2024/wordml/sdtformatlock" xmlns:w16se="http://schemas.microsoft.com/office/word/2015/wordml/symex" xmlns:wpg="http://schemas.microsoft.com/office/word/2010/wordprocessingGroup" xmlns:wpi="http://schemas.microsoft.com/office/word/2010/wordprocessingInk" xmlns:wne="http://schemas.microsoft.com/office/word/2006/wordml" xmlns:wps="http://schemas.microsoft.com/office/word/2010/wordprocessingShape" mc:Ignorable="w14 w15 w16se w16cid w16 w16cex w16sdtdh w16sdtfl w16du wp14">
   <w:body>
+    <w:p/>
+    <w:p>
+      <w:hyperlink r:id="rId5" w:history="1">
+        <w:r>
+          <w:rPr>
+            <w:rStyle w:val="Hyperlink"/>
+          </w:rPr>
+          <w:t>https://github.com/Alfred-KU/CT298PDoc</w:t>
+        </w:r>
+      </w:hyperlink>
+    </w:p>
+    <w:p/>
     <w:p>
       <w:r>
         <w:t>Project Report</w:t>
@@ -13,15 +25,58 @@
       </w:r>
     </w:p>
     <w:p>
-      <w:r>
-        <w:rPr>
-          <w:b/>
-          <w:bCs/>
-        </w:rPr>
-        <w:t>Objective</w:t>
-      </w:r>
-      <w:r>
-        <w:t>: To use the models, namely below, predict stock prices, and assess the models with metrics for the best fit in the estimation.</w:t>
+      <w:pPr>
+        <w:rPr>
+          <w:b/>
+          <w:bCs/>
+        </w:rPr>
+      </w:pPr>
+    </w:p>
+    <w:p>
+      <w:r>
+        <w:rPr>
+          <w:b/>
+          <w:bCs/>
+        </w:rPr>
+        <w:t xml:space="preserve">Title: </w:t>
+      </w:r>
+      <w:r>
+        <w:t>To assess the pricing forecast capability of the models, LSTM, Linear Regression, ARIMA and Random Forest.</w:t>
+      </w:r>
+    </w:p>
+    <w:p>
+      <w:pPr>
+        <w:rPr>
+          <w:color w:val="808080" w:themeColor="background1" w:themeShade="80"/>
+        </w:rPr>
+      </w:pPr>
+      <w:r>
+        <w:rPr>
+          <w:b/>
+          <w:bCs/>
+          <w:color w:val="808080" w:themeColor="background1" w:themeShade="80"/>
+        </w:rPr>
+        <w:t>O</w:t>
+      </w:r>
+      <w:r>
+        <w:rPr>
+          <w:b/>
+          <w:bCs/>
+          <w:color w:val="808080" w:themeColor="background1" w:themeShade="80"/>
+        </w:rPr>
+        <w:t>riginal</w:t>
+      </w:r>
+      <w:r>
+        <w:rPr>
+          <w:color w:val="808080" w:themeColor="background1" w:themeShade="80"/>
+        </w:rPr>
+        <w:t xml:space="preserve">: To </w:t>
+      </w:r>
+      <w:r>
+        <w:rPr>
+          <w:color w:val="808080" w:themeColor="background1" w:themeShade="80"/>
+        </w:rPr>
+        <w:t>predict stocks price with the following models and compare the accuracy.</w:t>
       </w:r>
     </w:p>
     <w:p>
@@ -31,11 +86,20 @@
           <w:ilvl w:val="0"/>
           <w:numId w:val="1"/>
         </w:numPr>
-      </w:pPr>
-      <w:r>
+        <w:rPr>
+          <w:color w:val="808080" w:themeColor="background1" w:themeShade="80"/>
+        </w:rPr>
+      </w:pPr>
+      <w:r>
+        <w:rPr>
+          <w:color w:val="808080" w:themeColor="background1" w:themeShade="80"/>
+        </w:rPr>
         <w:t xml:space="preserve">LSTM, Linear Regression, </w:t>
       </w:r>
       <w:r>
+        <w:rPr>
+          <w:color w:val="808080" w:themeColor="background1" w:themeShade="80"/>
+        </w:rPr>
         <w:t>ARIMA and Random Forest</w:t>
       </w:r>
     </w:p>
@@ -63,20 +127,663 @@
       </w:r>
     </w:p>
     <w:p>
+      <w:pPr>
+        <w:rPr>
+          <w:color w:val="808080" w:themeColor="background1" w:themeShade="80"/>
+        </w:rPr>
+      </w:pPr>
+      <w:r>
+        <w:rPr>
+          <w:color w:val="808080" w:themeColor="background1" w:themeShade="80"/>
+        </w:rPr>
+        <w:t>Summary:</w:t>
+      </w:r>
+      <w:r>
+        <w:rPr>
+          <w:color w:val="808080" w:themeColor="background1" w:themeShade="80"/>
+        </w:rPr>
+        <w:t xml:space="preserve"> </w:t>
+      </w:r>
+      <w:r>
+        <w:rPr>
+          <w:color w:val="808080" w:themeColor="background1" w:themeShade="80"/>
+        </w:rPr>
+        <w:t xml:space="preserve">An overview of your entire report — you'll need to wait you've </w:t>
+      </w:r>
+    </w:p>
+    <w:p>
+      <w:pPr>
+        <w:rPr>
+          <w:color w:val="808080" w:themeColor="background1" w:themeShade="80"/>
+        </w:rPr>
+      </w:pPr>
+      <w:r>
+        <w:rPr>
+          <w:color w:val="808080" w:themeColor="background1" w:themeShade="80"/>
+        </w:rPr>
+        <w:t>completed the full report to write this section.</w:t>
+      </w:r>
+    </w:p>
+    <w:p>
+      <w:r>
+        <w:t>• Introduction:</w:t>
+      </w:r>
+      <w:r>
+        <w:t xml:space="preserve"> </w:t>
+      </w:r>
+      <w:r>
+        <w:t xml:space="preserve">Introduce your report topic and what readers will find </w:t>
+      </w:r>
+    </w:p>
+    <w:p>
+      <w:r>
+        <w:t>throughout the pages.</w:t>
+      </w:r>
+    </w:p>
+    <w:p>
+      <w:r>
+        <w:t xml:space="preserve">• </w:t>
+      </w:r>
       <w:proofErr w:type="spellStart"/>
       <w:proofErr w:type="gramStart"/>
       <w:r>
-        <w:t>Summary:An</w:t>
+        <w:rPr>
+          <w:b/>
+          <w:bCs/>
+        </w:rPr>
+        <w:t>Body</w:t>
+      </w:r>
+      <w:r>
+        <w:t>:The</w:t>
       </w:r>
       <w:proofErr w:type="spellEnd"/>
       <w:proofErr w:type="gramEnd"/>
       <w:r>
-        <w:t xml:space="preserve"> overview of your entire report — you'll need to wait you've </w:t>
-      </w:r>
-    </w:p>
-    <w:p>
-      <w:r>
-        <w:t>completed the full report to write this section.</w:t>
+        <w:t xml:space="preserve"> longest section of your report — compile all of your information and </w:t>
+      </w:r>
+    </w:p>
+    <w:p>
+      <w:r>
+        <w:t>use data visualization to help present it</w:t>
+      </w:r>
+    </w:p>
+    <w:p/>
+    <w:p>
+      <w:pPr>
+        <w:rPr>
+          <w:b/>
+          <w:bCs/>
+        </w:rPr>
+      </w:pPr>
+      <w:r>
+        <w:rPr>
+          <w:b/>
+          <w:bCs/>
+        </w:rPr>
+        <w:t>Data Analysis Content</w:t>
+      </w:r>
+      <w:r>
+        <w:rPr>
+          <w:b/>
+          <w:bCs/>
+        </w:rPr>
+        <w:t>:</w:t>
+      </w:r>
+    </w:p>
+    <w:p>
+      <w:r>
+        <w:t xml:space="preserve">1. Defining the problem or question </w:t>
+      </w:r>
+    </w:p>
+    <w:p>
+      <w:pPr>
+        <w:rPr>
+          <w:color w:val="156082" w:themeColor="accent1"/>
+        </w:rPr>
+      </w:pPr>
+      <w:r>
+        <w:t xml:space="preserve">2. Assumption and limitation of your </w:t>
+      </w:r>
+      <w:proofErr w:type="gramStart"/>
+      <w:r>
+        <w:t xml:space="preserve">research </w:t>
+      </w:r>
+      <w:r>
+        <w:t>:</w:t>
+      </w:r>
+      <w:proofErr w:type="gramEnd"/>
+      <w:r>
+        <w:t xml:space="preserve"> </w:t>
+      </w:r>
+      <w:r>
+        <w:rPr>
+          <w:color w:val="156082" w:themeColor="accent1"/>
+        </w:rPr>
+        <w:t>Disclaimer – no models …</w:t>
+      </w:r>
+    </w:p>
+    <w:p>
+      <w:r>
+        <w:t xml:space="preserve">3.Ways of collecting the </w:t>
+      </w:r>
+      <w:proofErr w:type="gramStart"/>
+      <w:r>
+        <w:t xml:space="preserve">data </w:t>
+      </w:r>
+      <w:r>
+        <w:t>:</w:t>
+      </w:r>
+      <w:proofErr w:type="gramEnd"/>
+      <w:r>
+        <w:t xml:space="preserve"> </w:t>
+      </w:r>
+      <w:proofErr w:type="spellStart"/>
+      <w:r>
+        <w:rPr>
+          <w:color w:val="156082" w:themeColor="accent1"/>
+        </w:rPr>
+        <w:t>yfinance</w:t>
+      </w:r>
+      <w:proofErr w:type="spellEnd"/>
+      <w:r>
+        <w:rPr>
+          <w:color w:val="156082" w:themeColor="accent1"/>
+        </w:rPr>
+        <w:t>; target to use</w:t>
+      </w:r>
+      <w:r>
+        <w:rPr>
+          <w:color w:val="156082" w:themeColor="accent1"/>
+        </w:rPr>
+        <w:t xml:space="preserve"> recent </w:t>
+      </w:r>
+      <w:r>
+        <w:rPr>
+          <w:color w:val="156082" w:themeColor="accent1"/>
+        </w:rPr>
+        <w:t>years</w:t>
+      </w:r>
+      <w:r>
+        <w:rPr>
+          <w:color w:val="156082" w:themeColor="accent1"/>
+        </w:rPr>
+        <w:t>, but not in 2026</w:t>
+      </w:r>
+      <w:r>
+        <w:rPr>
+          <w:color w:val="156082" w:themeColor="accent1"/>
+        </w:rPr>
+        <w:t>; Select ^GSPC, ^HSI, AAPL, 0700, 0005, top 30 HK stocks, …</w:t>
+      </w:r>
+    </w:p>
+    <w:p>
+      <w:r>
+        <w:t xml:space="preserve">4.Ways of cleaning the </w:t>
+      </w:r>
+      <w:proofErr w:type="gramStart"/>
+      <w:r>
+        <w:t xml:space="preserve">data </w:t>
+      </w:r>
+      <w:r>
+        <w:t>:</w:t>
+      </w:r>
+      <w:proofErr w:type="gramEnd"/>
+      <w:r>
+        <w:t xml:space="preserve"> </w:t>
+      </w:r>
+      <w:proofErr w:type="spellStart"/>
+      <w:r>
+        <w:rPr>
+          <w:color w:val="156082" w:themeColor="accent1"/>
+        </w:rPr>
+        <w:t>bfill</w:t>
+      </w:r>
+      <w:proofErr w:type="spellEnd"/>
+      <w:r>
+        <w:rPr>
+          <w:color w:val="156082" w:themeColor="accent1"/>
+        </w:rPr>
+        <w:t xml:space="preserve">, </w:t>
+      </w:r>
+      <w:proofErr w:type="spellStart"/>
+      <w:r>
+        <w:rPr>
+          <w:color w:val="156082" w:themeColor="accent1"/>
+        </w:rPr>
+        <w:t>dropna</w:t>
+      </w:r>
+      <w:proofErr w:type="spellEnd"/>
+      <w:r>
+        <w:rPr>
+          <w:color w:val="156082" w:themeColor="accent1"/>
+        </w:rPr>
+        <w:t>, transform for stationary</w:t>
+      </w:r>
+      <w:r>
+        <w:rPr>
+          <w:color w:val="156082" w:themeColor="accent1"/>
+        </w:rPr>
+        <w:t xml:space="preserve"> if applicable</w:t>
+      </w:r>
+    </w:p>
+    <w:p>
+      <w:r>
+        <w:t xml:space="preserve">5. </w:t>
+      </w:r>
+      <w:proofErr w:type="spellStart"/>
+      <w:r>
+        <w:t>Analyzing</w:t>
+      </w:r>
+      <w:proofErr w:type="spellEnd"/>
+      <w:r>
+        <w:t xml:space="preserve"> the </w:t>
+      </w:r>
+      <w:proofErr w:type="gramStart"/>
+      <w:r>
+        <w:t xml:space="preserve">data </w:t>
+      </w:r>
+      <w:r>
+        <w:t>:</w:t>
+      </w:r>
+      <w:proofErr w:type="gramEnd"/>
+      <w:r>
+        <w:t xml:space="preserve"> </w:t>
+      </w:r>
+      <w:r>
+        <w:rPr>
+          <w:color w:val="156082" w:themeColor="accent1"/>
+        </w:rPr>
+        <w:t>main objective to review and study data</w:t>
+      </w:r>
+      <w:r>
+        <w:rPr>
+          <w:color w:val="156082" w:themeColor="accent1"/>
+        </w:rPr>
+        <w:t xml:space="preserve">, </w:t>
+      </w:r>
+      <w:r>
+        <w:rPr>
+          <w:color w:val="156082" w:themeColor="accent1"/>
+        </w:rPr>
+        <w:t xml:space="preserve">trend, cyclic, </w:t>
+      </w:r>
+      <w:r>
+        <w:rPr>
+          <w:color w:val="156082" w:themeColor="accent1"/>
+        </w:rPr>
+        <w:t xml:space="preserve">stationary, trend, cyclic, … and/or identify specific values (outliners) / </w:t>
+      </w:r>
+      <w:proofErr w:type="gramStart"/>
+      <w:r>
+        <w:rPr>
+          <w:color w:val="156082" w:themeColor="accent1"/>
+        </w:rPr>
+        <w:t>pattern</w:t>
+      </w:r>
+      <w:r>
+        <w:rPr>
+          <w:color w:val="156082" w:themeColor="accent1"/>
+        </w:rPr>
+        <w:t>s</w:t>
+      </w:r>
+      <w:r>
+        <w:rPr>
+          <w:color w:val="156082" w:themeColor="accent1"/>
+        </w:rPr>
+        <w:t xml:space="preserve">  (</w:t>
+      </w:r>
+      <w:proofErr w:type="gramEnd"/>
+      <w:r>
+        <w:rPr>
+          <w:color w:val="156082" w:themeColor="accent1"/>
+        </w:rPr>
+        <w:t xml:space="preserve">may refer to </w:t>
+      </w:r>
+      <w:proofErr w:type="spellStart"/>
+      <w:r>
+        <w:rPr>
+          <w:color w:val="156082" w:themeColor="accent1"/>
+        </w:rPr>
+        <w:t>jpynb</w:t>
+      </w:r>
+      <w:proofErr w:type="spellEnd"/>
+      <w:r>
+        <w:rPr>
+          <w:color w:val="156082" w:themeColor="accent1"/>
+        </w:rPr>
+        <w:t xml:space="preserve"> </w:t>
+      </w:r>
+      <w:proofErr w:type="spellStart"/>
+      <w:r>
+        <w:rPr>
+          <w:color w:val="156082" w:themeColor="accent1"/>
+        </w:rPr>
+        <w:t>DataAnalysis</w:t>
+      </w:r>
+      <w:proofErr w:type="spellEnd"/>
+      <w:r>
+        <w:rPr>
+          <w:color w:val="156082" w:themeColor="accent1"/>
+        </w:rPr>
+        <w:t xml:space="preserve"> folder)</w:t>
+      </w:r>
+    </w:p>
+    <w:p>
+      <w:pPr>
+        <w:rPr>
+          <w:color w:val="808080" w:themeColor="background1" w:themeShade="80"/>
+        </w:rPr>
+      </w:pPr>
+      <w:r>
+        <w:lastRenderedPageBreak/>
+        <w:t xml:space="preserve">6. Sharing your data model or </w:t>
+      </w:r>
+      <w:proofErr w:type="gramStart"/>
+      <w:r>
+        <w:t xml:space="preserve">views </w:t>
+      </w:r>
+      <w:r>
+        <w:t>:</w:t>
+      </w:r>
+      <w:proofErr w:type="gramEnd"/>
+      <w:r>
+        <w:t xml:space="preserve"> </w:t>
+      </w:r>
+      <w:r>
+        <w:rPr>
+          <w:color w:val="156082" w:themeColor="accent1"/>
+        </w:rPr>
+        <w:t>intro to models</w:t>
+      </w:r>
+      <w:r>
+        <w:rPr>
+          <w:color w:val="156082" w:themeColor="accent1"/>
+        </w:rPr>
+        <w:t>, conduct tuning, …</w:t>
+      </w:r>
+      <w:r>
+        <w:rPr>
+          <w:color w:val="156082" w:themeColor="accent1"/>
+        </w:rPr>
+        <w:t xml:space="preserve"> (may refer to </w:t>
+      </w:r>
+      <w:proofErr w:type="spellStart"/>
+      <w:r>
+        <w:rPr>
+          <w:color w:val="156082" w:themeColor="accent1"/>
+        </w:rPr>
+        <w:t>Modeling</w:t>
+      </w:r>
+      <w:proofErr w:type="spellEnd"/>
+      <w:r>
+        <w:rPr>
+          <w:color w:val="156082" w:themeColor="accent1"/>
+        </w:rPr>
+        <w:t xml:space="preserve"> folder; trial test result in consider use of </w:t>
+      </w:r>
+      <w:proofErr w:type="gramStart"/>
+      <w:r>
+        <w:rPr>
+          <w:color w:val="156082" w:themeColor="accent1"/>
+        </w:rPr>
+        <w:t>2 or 3 years</w:t>
+      </w:r>
+      <w:proofErr w:type="gramEnd"/>
+      <w:r>
+        <w:rPr>
+          <w:color w:val="156082" w:themeColor="accent1"/>
+        </w:rPr>
+        <w:t xml:space="preserve"> data)</w:t>
+      </w:r>
+    </w:p>
+    <w:p>
+      <w:pPr>
+        <w:rPr>
+          <w:color w:val="156082" w:themeColor="accent1"/>
+        </w:rPr>
+      </w:pPr>
+      <w:r>
+        <w:t xml:space="preserve">7. Solutions to the </w:t>
+      </w:r>
+      <w:proofErr w:type="gramStart"/>
+      <w:r>
+        <w:t xml:space="preserve">issues </w:t>
+      </w:r>
+      <w:r>
+        <w:t>:</w:t>
+      </w:r>
+      <w:proofErr w:type="gramEnd"/>
+      <w:r>
+        <w:t xml:space="preserve"> </w:t>
+      </w:r>
+      <w:r>
+        <w:rPr>
+          <w:color w:val="156082" w:themeColor="accent1"/>
+        </w:rPr>
+        <w:t xml:space="preserve">To access models with mainly </w:t>
+      </w:r>
+      <w:r>
+        <w:rPr>
+          <w:color w:val="156082" w:themeColor="accent1"/>
+        </w:rPr>
+        <w:t xml:space="preserve">the </w:t>
+      </w:r>
+      <w:r>
+        <w:rPr>
+          <w:color w:val="156082" w:themeColor="accent1"/>
+        </w:rPr>
+        <w:t xml:space="preserve">metrics </w:t>
+      </w:r>
+      <w:r>
+        <w:rPr>
+          <w:color w:val="156082" w:themeColor="accent1"/>
+        </w:rPr>
+        <w:t>RMSE, MAPE, MAE</w:t>
+      </w:r>
+    </w:p>
+    <w:p>
+      <w:r>
+        <w:t>8. Summary and further planning</w:t>
+      </w:r>
+    </w:p>
+    <w:p/>
+    <w:p>
+      <w:r>
+        <w:t>• Recommendations:</w:t>
+      </w:r>
+      <w:r>
+        <w:t xml:space="preserve"> </w:t>
+      </w:r>
+      <w:r>
+        <w:t xml:space="preserve">A set of recommended goals or steps to complete with the information provided in this report. </w:t>
+      </w:r>
+    </w:p>
+    <w:p>
+      <w:pPr>
+        <w:rPr>
+          <w:color w:val="808080" w:themeColor="background1" w:themeShade="80"/>
+        </w:rPr>
+      </w:pPr>
+      <w:r>
+        <w:rPr>
+          <w:color w:val="808080" w:themeColor="background1" w:themeShade="80"/>
+        </w:rPr>
+        <w:t>• Conclusion:</w:t>
+      </w:r>
+      <w:r>
+        <w:rPr>
+          <w:color w:val="808080" w:themeColor="background1" w:themeShade="80"/>
+        </w:rPr>
+        <w:t xml:space="preserve"> </w:t>
+      </w:r>
+      <w:r>
+        <w:rPr>
+          <w:color w:val="808080" w:themeColor="background1" w:themeShade="80"/>
+        </w:rPr>
+        <w:t xml:space="preserve">Different from the summary, this concludes the report body and summarizes all of your findings. </w:t>
+      </w:r>
+    </w:p>
+    <w:p>
+      <w:r>
+        <w:t>• Appendices:</w:t>
+      </w:r>
+      <w:r>
+        <w:t xml:space="preserve"> </w:t>
+      </w:r>
+      <w:r>
+        <w:t xml:space="preserve">A list of your sources used to compile the information in your report. </w:t>
+      </w:r>
+    </w:p>
+    <w:p>
+      <w:r>
+        <w:t>• References &amp; Citations: A list of resources references, books, journals, research papers. In APA 6 or 7 format</w:t>
+      </w:r>
+    </w:p>
+    <w:p>
+      <w:r>
+        <w:rPr>
+          <w:color w:val="156082" w:themeColor="accent1"/>
+        </w:rPr>
+        <w:t xml:space="preserve">For LSTM model building, </w:t>
+      </w:r>
+      <w:hyperlink r:id="rId6" w:history="1">
+        <w:r>
+          <w:rPr>
+            <w:rStyle w:val="Hyperlink"/>
+          </w:rPr>
+          <w:t>https://www.kaggle.com/code/thibauthurson/stock-price-prediction-with-lstm-multi-step-lstm</w:t>
+        </w:r>
+      </w:hyperlink>
+    </w:p>
+    <w:p/>
+    <w:p>
+      <w:r>
+        <w:t xml:space="preserve">Guidelines </w:t>
+      </w:r>
+    </w:p>
+    <w:p>
+      <w:r>
+        <w:t xml:space="preserve">Project Submission </w:t>
+      </w:r>
+      <w:r>
+        <w:t xml:space="preserve">(upload): </w:t>
+      </w:r>
+    </w:p>
+    <w:p>
+      <w:r>
+        <w:t xml:space="preserve">1. A full data analysis report </w:t>
+      </w:r>
+    </w:p>
+    <w:p>
+      <w:r>
+        <w:t xml:space="preserve">2. Presentation PowerPoint or Keynote </w:t>
+      </w:r>
+    </w:p>
+    <w:p>
+      <w:r>
+        <w:t xml:space="preserve">3.Dataset (if over 100mb, download link accepted) </w:t>
+      </w:r>
+    </w:p>
+    <w:p>
+      <w:r>
+        <w:t xml:space="preserve">4.Relevant programming code </w:t>
+      </w:r>
+    </w:p>
+    <w:p>
+      <w:r>
+        <w:t>5.Other documents or materials</w:t>
+      </w:r>
+    </w:p>
+    <w:p/>
+    <w:p>
+      <w:pPr>
+        <w:rPr>
+          <w:b/>
+          <w:bCs/>
+        </w:rPr>
+      </w:pPr>
+      <w:r>
+        <w:rPr>
+          <w:b/>
+          <w:bCs/>
+        </w:rPr>
+        <w:t xml:space="preserve">Analysis Report </w:t>
+      </w:r>
+    </w:p>
+    <w:p>
+      <w:pPr>
+        <w:rPr>
+          <w:b/>
+          <w:bCs/>
+        </w:rPr>
+      </w:pPr>
+      <w:r>
+        <w:rPr>
+          <w:b/>
+          <w:bCs/>
+        </w:rPr>
+        <w:t xml:space="preserve">Within what you learnt from this course and strength in your profession, each team write an essay (1,500-1,800 words) to: </w:t>
+      </w:r>
+    </w:p>
+    <w:p>
+      <w:pPr>
+        <w:rPr>
+          <w:b/>
+          <w:bCs/>
+        </w:rPr>
+      </w:pPr>
+      <w:r>
+        <w:rPr>
+          <w:b/>
+          <w:bCs/>
+        </w:rPr>
+        <w:t>1. Elaborate an issue, problem or discovery with adequate visualization, and</w:t>
+      </w:r>
+    </w:p>
+    <w:p>
+      <w:pPr>
+        <w:rPr>
+          <w:b/>
+          <w:bCs/>
+        </w:rPr>
+      </w:pPr>
+      <w:r>
+        <w:rPr>
+          <w:b/>
+          <w:bCs/>
+        </w:rPr>
+        <w:t xml:space="preserve"> 2. Introduce possible solutions, tactics or suggestions, and </w:t>
+      </w:r>
+    </w:p>
+    <w:p>
+      <w:pPr>
+        <w:rPr>
+          <w:b/>
+          <w:bCs/>
+        </w:rPr>
+      </w:pPr>
+      <w:r>
+        <w:rPr>
+          <w:b/>
+          <w:bCs/>
+        </w:rPr>
+        <w:t>3. Conclude a plan along with visualization and proof, to persuade an authority such as, investor, government, boss, or key holder for an action</w:t>
+      </w:r>
+    </w:p>
+    <w:p/>
+    <w:p>
+      <w:r>
+        <w:t xml:space="preserve">Programming requirement </w:t>
+      </w:r>
+    </w:p>
+    <w:p>
+      <w:r>
+        <w:t xml:space="preserve">• No hard-coding </w:t>
+      </w:r>
+    </w:p>
+    <w:p>
+      <w:r>
+        <w:t xml:space="preserve">• All results must come from your code </w:t>
       </w:r>
     </w:p>
     <w:p>
@@ -84,360 +791,82 @@
         <w:t xml:space="preserve">• </w:t>
       </w:r>
       <w:proofErr w:type="spellStart"/>
+      <w:r>
+        <w:t>ipynb</w:t>
+      </w:r>
+      <w:proofErr w:type="spellEnd"/>
+      <w:r>
+        <w:t xml:space="preserve">, </w:t>
+      </w:r>
+      <w:proofErr w:type="spellStart"/>
+      <w:r>
+        <w:t>py</w:t>
+      </w:r>
+      <w:proofErr w:type="spellEnd"/>
+      <w:r>
+        <w:t xml:space="preserve">, </w:t>
+      </w:r>
+      <w:proofErr w:type="spellStart"/>
+      <w:r>
+        <w:t>rmd</w:t>
+      </w:r>
+      <w:proofErr w:type="spellEnd"/>
+      <w:r>
+        <w:t xml:space="preserve">, or r files must be submitted with the report </w:t>
+      </w:r>
+    </w:p>
+    <w:p>
+      <w:r>
+        <w:t>• Code must be well documented</w:t>
+      </w:r>
+    </w:p>
+    <w:p/>
+    <w:p>
+      <w:r>
+        <w:t xml:space="preserve">Presentation </w:t>
+      </w:r>
+    </w:p>
+    <w:p>
+      <w:r>
+        <w:t xml:space="preserve">•Group presentation 20-30 mins </w:t>
+      </w:r>
+    </w:p>
+    <w:p>
+      <w:r>
+        <w:t>•Must be aided by PowerPoint or Keynote</w:t>
+      </w:r>
+    </w:p>
+    <w:p>
+      <w:r>
+        <w:t xml:space="preserve"> •Any other relevant document </w:t>
+      </w:r>
       <w:proofErr w:type="gramStart"/>
       <w:r>
-        <w:t>Introduction:Introduce</w:t>
-      </w:r>
-      <w:proofErr w:type="spellEnd"/>
+        <w:t>are</w:t>
+      </w:r>
       <w:proofErr w:type="gramEnd"/>
       <w:r>
-        <w:t xml:space="preserve"> your report topic and what readers will find </w:t>
-      </w:r>
-    </w:p>
-    <w:p>
-      <w:r>
-        <w:t>throughout the pages.</w:t>
-      </w:r>
-    </w:p>
-    <w:p>
-      <w:r>
-        <w:t xml:space="preserve">• </w:t>
-      </w:r>
-      <w:proofErr w:type="spellStart"/>
-      <w:proofErr w:type="gramStart"/>
-      <w:r>
-        <w:rPr>
-          <w:b/>
-          <w:bCs/>
-        </w:rPr>
-        <w:t>Body</w:t>
-      </w:r>
-      <w:r>
-        <w:t>:The</w:t>
-      </w:r>
-      <w:proofErr w:type="spellEnd"/>
-      <w:proofErr w:type="gramEnd"/>
-      <w:r>
-        <w:t xml:space="preserve"> longest section of your report — compile all of your information and </w:t>
-      </w:r>
-    </w:p>
-    <w:p>
-      <w:r>
-        <w:t>use data visualization to help present it</w:t>
-      </w:r>
-    </w:p>
-    <w:p>
-      <w:r>
-        <w:t xml:space="preserve">1. Defining the problem or question </w:t>
-      </w:r>
-    </w:p>
-    <w:p>
-      <w:r>
-        <w:t xml:space="preserve">2. Assumption and limitation of your research </w:t>
-      </w:r>
-    </w:p>
-    <w:p>
-      <w:r>
-        <w:t xml:space="preserve">3.Ways of collecting the data </w:t>
-      </w:r>
-    </w:p>
-    <w:p>
-      <w:r>
-        <w:t xml:space="preserve">4.Ways of cleaning the data </w:t>
-      </w:r>
-    </w:p>
-    <w:p>
-      <w:r>
-        <w:t xml:space="preserve">5. </w:t>
-      </w:r>
-      <w:proofErr w:type="spellStart"/>
-      <w:r>
-        <w:t>Analyzing</w:t>
-      </w:r>
-      <w:proofErr w:type="spellEnd"/>
-      <w:r>
-        <w:t xml:space="preserve"> the data </w:t>
-      </w:r>
-    </w:p>
-    <w:p>
-      <w:r>
-        <w:t xml:space="preserve">6. Sharing your data model or views </w:t>
-      </w:r>
-    </w:p>
-    <w:p>
-      <w:r>
-        <w:t xml:space="preserve">7. Solutions to the issues </w:t>
-      </w:r>
-    </w:p>
-    <w:p>
-      <w:r>
-        <w:t>8. Summary and further planning</w:t>
-      </w:r>
-    </w:p>
-    <w:p>
-      <w:r>
-        <w:t xml:space="preserve">• </w:t>
-      </w:r>
-      <w:proofErr w:type="spellStart"/>
-      <w:proofErr w:type="gramStart"/>
-      <w:r>
-        <w:t>Recommendations:A</w:t>
-      </w:r>
-      <w:proofErr w:type="spellEnd"/>
-      <w:proofErr w:type="gramEnd"/>
-      <w:r>
-        <w:t xml:space="preserve"> set of recommended goals or steps to complete with the information provided in this report. </w:t>
-      </w:r>
-    </w:p>
-    <w:p>
-      <w:r>
-        <w:t xml:space="preserve">• </w:t>
-      </w:r>
-      <w:proofErr w:type="spellStart"/>
-      <w:proofErr w:type="gramStart"/>
-      <w:r>
-        <w:t>Conclusion:Different</w:t>
-      </w:r>
-      <w:proofErr w:type="spellEnd"/>
-      <w:proofErr w:type="gramEnd"/>
-      <w:r>
-        <w:t xml:space="preserve"> from the summary, this concludes the report body and summarizes all of your findings. </w:t>
-      </w:r>
-    </w:p>
-    <w:p>
-      <w:r>
-        <w:t xml:space="preserve">• </w:t>
-      </w:r>
-      <w:proofErr w:type="spellStart"/>
-      <w:proofErr w:type="gramStart"/>
-      <w:r>
-        <w:t>Appendices:A</w:t>
-      </w:r>
-      <w:proofErr w:type="spellEnd"/>
-      <w:proofErr w:type="gramEnd"/>
-      <w:r>
-        <w:t xml:space="preserve"> list of your sources used to compile the information in your report. </w:t>
-      </w:r>
-    </w:p>
-    <w:p>
-      <w:r>
-        <w:t>• References &amp; Citations: A list of resources references, books, journals, research papers. In APA 6 or 7 format</w:t>
+        <w:t xml:space="preserve"> welcome </w:t>
+      </w:r>
+    </w:p>
+    <w:p>
+      <w:r>
+        <w:t>•All members must participate</w:t>
       </w:r>
     </w:p>
     <w:p/>
-    <w:p/>
-    <w:p>
-      <w:r>
-        <w:t xml:space="preserve">Guidelines </w:t>
-      </w:r>
-    </w:p>
-    <w:p>
-      <w:r>
-        <w:t xml:space="preserve">Project Submission </w:t>
-      </w:r>
-      <w:r>
-        <w:t xml:space="preserve">(upload): </w:t>
-      </w:r>
-    </w:p>
-    <w:p>
-      <w:r>
-        <w:t xml:space="preserve">1. A full data analysis report </w:t>
-      </w:r>
-    </w:p>
-    <w:p>
-      <w:r>
-        <w:t xml:space="preserve">2. Presentation PowerPoint or Keynote </w:t>
-      </w:r>
-    </w:p>
-    <w:p>
-      <w:r>
-        <w:t xml:space="preserve">3.Dataset (if over 100mb, download link accepted) </w:t>
-      </w:r>
-    </w:p>
-    <w:p>
-      <w:r>
-        <w:t xml:space="preserve">4.Relevant programming code </w:t>
-      </w:r>
-    </w:p>
-    <w:p>
-      <w:r>
-        <w:t>5.Other documents or materials</w:t>
-      </w:r>
-    </w:p>
-    <w:p/>
-    <w:p>
-      <w:pPr>
-        <w:rPr>
-          <w:b/>
-          <w:bCs/>
-        </w:rPr>
-      </w:pPr>
-      <w:r>
-        <w:rPr>
-          <w:b/>
-          <w:bCs/>
-        </w:rPr>
-        <w:t xml:space="preserve">Analysis Report </w:t>
-      </w:r>
-    </w:p>
-    <w:p>
-      <w:pPr>
-        <w:rPr>
-          <w:b/>
-          <w:bCs/>
-        </w:rPr>
-      </w:pPr>
-      <w:r>
-        <w:rPr>
-          <w:b/>
-          <w:bCs/>
-        </w:rPr>
-        <w:t xml:space="preserve">Within what you learnt from this course and strength in your profession, each team write an essay (1,500-1,800 words) to: </w:t>
-      </w:r>
-    </w:p>
-    <w:p>
-      <w:pPr>
-        <w:rPr>
-          <w:b/>
-          <w:bCs/>
-        </w:rPr>
-      </w:pPr>
-      <w:r>
-        <w:rPr>
-          <w:b/>
-          <w:bCs/>
-        </w:rPr>
-        <w:t>1. Elaborate an issue, problem or discovery with adequate visualization, and</w:t>
-      </w:r>
-    </w:p>
-    <w:p>
-      <w:pPr>
-        <w:rPr>
-          <w:b/>
-          <w:bCs/>
-        </w:rPr>
-      </w:pPr>
-      <w:r>
-        <w:rPr>
-          <w:b/>
-          <w:bCs/>
-        </w:rPr>
-        <w:t xml:space="preserve"> 2. Introduce possible solutions, tactics or suggestions, and </w:t>
-      </w:r>
-    </w:p>
-    <w:p>
-      <w:pPr>
-        <w:rPr>
-          <w:b/>
-          <w:bCs/>
-        </w:rPr>
-      </w:pPr>
-      <w:r>
-        <w:rPr>
-          <w:b/>
-          <w:bCs/>
-        </w:rPr>
-        <w:t>3. Conclude a plan along with visualization and proof, to persuade an authority such as, investor, government, boss, or key holder for an action</w:t>
-      </w:r>
-    </w:p>
-    <w:p/>
-    <w:p>
-      <w:r>
-        <w:t xml:space="preserve">Programming requirement </w:t>
-      </w:r>
-    </w:p>
-    <w:p>
-      <w:r>
-        <w:t xml:space="preserve">• No hard-coding </w:t>
-      </w:r>
-    </w:p>
-    <w:p>
-      <w:r>
-        <w:t xml:space="preserve">• All results must come from your code </w:t>
-      </w:r>
-    </w:p>
-    <w:p>
-      <w:r>
-        <w:t xml:space="preserve">• </w:t>
-      </w:r>
-      <w:proofErr w:type="spellStart"/>
-      <w:r>
-        <w:t>ipynb</w:t>
-      </w:r>
-      <w:proofErr w:type="spellEnd"/>
-      <w:r>
-        <w:t xml:space="preserve">, </w:t>
-      </w:r>
-      <w:proofErr w:type="spellStart"/>
-      <w:r>
-        <w:t>py</w:t>
-      </w:r>
-      <w:proofErr w:type="spellEnd"/>
-      <w:r>
-        <w:t xml:space="preserve">, </w:t>
-      </w:r>
-      <w:proofErr w:type="spellStart"/>
-      <w:r>
-        <w:t>rmd</w:t>
-      </w:r>
-      <w:proofErr w:type="spellEnd"/>
-      <w:r>
-        <w:t xml:space="preserve">, or r files must be submitted with the report </w:t>
-      </w:r>
-    </w:p>
-    <w:p>
-      <w:r>
-        <w:t>• Code must be well documented</w:t>
-      </w:r>
-    </w:p>
-    <w:p/>
-    <w:p>
-      <w:r>
-        <w:t xml:space="preserve">Presentation </w:t>
-      </w:r>
-    </w:p>
-    <w:p>
-      <w:r>
-        <w:t xml:space="preserve">•Group presentation 20-30 mins </w:t>
-      </w:r>
-    </w:p>
-    <w:p>
-      <w:r>
-        <w:t>•Must be aided by PowerPoint or Keynote</w:t>
-      </w:r>
-    </w:p>
-    <w:p>
-      <w:r>
-        <w:t xml:space="preserve"> •Any other relevant document </w:t>
-      </w:r>
-      <w:proofErr w:type="gramStart"/>
-      <w:r>
-        <w:t>are</w:t>
-      </w:r>
-      <w:proofErr w:type="gramEnd"/>
-      <w:r>
-        <w:t xml:space="preserve"> welcome </w:t>
-      </w:r>
-    </w:p>
-    <w:p>
-      <w:r>
-        <w:t>•All members must participate</w:t>
-      </w:r>
-    </w:p>
-    <w:p/>
-    <w:p>
-      <w:pPr>
-        <w:rPr>
-          <w:b/>
-          <w:bCs/>
-        </w:rPr>
-      </w:pPr>
-      <w:r>
-        <w:rPr>
-          <w:b/>
-          <w:bCs/>
-        </w:rPr>
-        <w:lastRenderedPageBreak/>
+    <w:p>
+      <w:pPr>
+        <w:rPr>
+          <w:b/>
+          <w:bCs/>
+        </w:rPr>
+      </w:pPr>
+      <w:r>
+        <w:rPr>
+          <w:b/>
+          <w:bCs/>
+        </w:rPr>
         <w:t xml:space="preserve">Assessment </w:t>
       </w:r>
     </w:p>
@@ -543,7 +972,7 @@
 </file>
 
 <file path=word/numbering.xml><?xml version="1.0" encoding="utf-8"?>
-<w:numbering xmlns:wpc="http://schemas.microsoft.com/office/word/2010/wordprocessingCanvas" xmlns:cx="http://schemas.microsoft.com/office/drawing/2014/chartex" xmlns:cx1="http://schemas.microsoft.com/office/drawing/2015/9/8/chartex" xmlns:cx2="http://schemas.microsoft.com/office/drawing/2015/10/21/chartex" xmlns:cx3="http://schemas.microsoft.com/office/drawing/2016/5/9/chartex" xmlns:cx4="http://schemas.microsoft.com/office/drawing/2016/5/10/chartex" xmlns:cx5="http://schemas.microsoft.com/office/drawing/2016/5/11/chartex" xmlns:cx6="http://schemas.microsoft.com/office/drawing/2016/5/12/chartex" xmlns:cx7="http://schemas.microsoft.com/office/drawing/2016/5/13/chartex" xmlns:cx8="http://schemas.microsoft.com/office/drawing/2016/5/14/chartex" xmlns:mc="http://schemas.openxmlformats.org/markup-compatibility/2006" xmlns:aink="http://schemas.microsoft.com/office/drawing/2016/ink" xmlns:am3d="http://schemas.microsoft.com/office/drawing/2017/model3d" xmlns:o="urn:schemas-microsoft-com:office:office" xmlns:oel="http://schemas.microsoft.com/office/2019/extlst" xmlns:r="http://schemas.openxmlformats.org/officeDocument/2006/relationships" xmlns:m="http://schemas.openxmlformats.org/officeDocument/2006/math" xmlns:v="urn:schemas-microsoft-com:vml" xmlns:wp14="http://schemas.microsoft.com/office/word/2010/wordprocessingDrawing" xmlns:wp="http://schemas.openxmlformats.org/drawingml/2006/wordprocessingDrawing" xmlns:w10="urn:schemas-microsoft-com:office:word" xmlns:w="http://schemas.openxmlformats.org/wordprocessingml/2006/main" xmlns:w14="http://schemas.microsoft.com/office/word/2010/wordml" xmlns:w15="http://schemas.microsoft.com/office/word/2012/wordml" xmlns:w16cex="http://schemas.microsoft.com/office/word/2018/wordml/cex" xmlns:w16cid="http://schemas.microsoft.com/office/word/2016/wordml/cid" xmlns:w16="http://schemas.microsoft.com/office/word/2018/wordml" xmlns:w16sdtdh="http://schemas.microsoft.com/office/word/2020/wordml/sdtdatahash" xmlns:w16se="http://schemas.microsoft.com/office/word/2015/wordml/symex" xmlns:wpg="http://schemas.microsoft.com/office/word/2010/wordprocessingGroup" xmlns:wpi="http://schemas.microsoft.com/office/word/2010/wordprocessingInk" xmlns:wne="http://schemas.microsoft.com/office/word/2006/wordml" xmlns:wps="http://schemas.microsoft.com/office/word/2010/wordprocessingShape" mc:Ignorable="w14 w15 w16se w16cid w16 w16cex w16sdtdh wp14">
+<w:numbering xmlns:wpc="http://schemas.microsoft.com/office/word/2010/wordprocessingCanvas" xmlns:cx="http://schemas.microsoft.com/office/drawing/2014/chartex" xmlns:cx1="http://schemas.microsoft.com/office/drawing/2015/9/8/chartex" xmlns:cx2="http://schemas.microsoft.com/office/drawing/2015/10/21/chartex" xmlns:cx3="http://schemas.microsoft.com/office/drawing/2016/5/9/chartex" xmlns:cx4="http://schemas.microsoft.com/office/drawing/2016/5/10/chartex" xmlns:cx5="http://schemas.microsoft.com/office/drawing/2016/5/11/chartex" xmlns:cx6="http://schemas.microsoft.com/office/drawing/2016/5/12/chartex" xmlns:cx7="http://schemas.microsoft.com/office/drawing/2016/5/13/chartex" xmlns:cx8="http://schemas.microsoft.com/office/drawing/2016/5/14/chartex" xmlns:mc="http://schemas.openxmlformats.org/markup-compatibility/2006" xmlns:aink="http://schemas.microsoft.com/office/drawing/2016/ink" xmlns:am3d="http://schemas.microsoft.com/office/drawing/2017/model3d" xmlns:o="urn:schemas-microsoft-com:office:office" xmlns:oel="http://schemas.microsoft.com/office/2019/extlst" xmlns:r="http://schemas.openxmlformats.org/officeDocument/2006/relationships" xmlns:m="http://schemas.openxmlformats.org/officeDocument/2006/math" xmlns:v="urn:schemas-microsoft-com:vml" xmlns:wp14="http://schemas.microsoft.com/office/word/2010/wordprocessingDrawing" xmlns:wp="http://schemas.openxmlformats.org/drawingml/2006/wordprocessingDrawing" xmlns:w10="urn:schemas-microsoft-com:office:word" xmlns:w="http://schemas.openxmlformats.org/wordprocessingml/2006/main" xmlns:w14="http://schemas.microsoft.com/office/word/2010/wordml" xmlns:w15="http://schemas.microsoft.com/office/word/2012/wordml" xmlns:w16cex="http://schemas.microsoft.com/office/word/2018/wordml/cex" xmlns:w16cid="http://schemas.microsoft.com/office/word/2016/wordml/cid" xmlns:w16="http://schemas.microsoft.com/office/word/2018/wordml" xmlns:w16du="http://schemas.microsoft.com/office/word/2023/wordml/word16du" xmlns:w16sdtdh="http://schemas.microsoft.com/office/word/2020/wordml/sdtdatahash" xmlns:w16sdtfl="http://schemas.microsoft.com/office/word/2024/wordml/sdtformatlock" xmlns:w16se="http://schemas.microsoft.com/office/word/2015/wordml/symex" xmlns:wpg="http://schemas.microsoft.com/office/word/2010/wordprocessingGroup" xmlns:wpi="http://schemas.microsoft.com/office/word/2010/wordprocessingInk" xmlns:wne="http://schemas.microsoft.com/office/word/2006/wordml" xmlns:wps="http://schemas.microsoft.com/office/word/2010/wordprocessingShape" mc:Ignorable="w14 w15 w16se w16cid w16 w16cex w16sdtdh w16sdtfl w16du wp14">
   <w:abstractNum w:abstractNumId="0" w15:restartNumberingAfterBreak="0">
     <w:nsid w:val="716D3BC3"/>
     <w:multiLevelType w:val="hybridMultilevel"/>
@@ -663,7 +1092,7 @@
 </file>
 
 <file path=word/styles.xml><?xml version="1.0" encoding="utf-8"?>
-<w:styles xmlns:mc="http://schemas.openxmlformats.org/markup-compatibility/2006" xmlns:r="http://schemas.openxmlformats.org/officeDocument/2006/relationships" xmlns:w="http://schemas.openxmlformats.org/wordprocessingml/2006/main" xmlns:w14="http://schemas.microsoft.com/office/word/2010/wordml" xmlns:w15="http://schemas.microsoft.com/office/word/2012/wordml" xmlns:w16cex="http://schemas.microsoft.com/office/word/2018/wordml/cex" xmlns:w16cid="http://schemas.microsoft.com/office/word/2016/wordml/cid" xmlns:w16="http://schemas.microsoft.com/office/word/2018/wordml" xmlns:w16sdtdh="http://schemas.microsoft.com/office/word/2020/wordml/sdtdatahash" xmlns:w16se="http://schemas.microsoft.com/office/word/2015/wordml/symex" mc:Ignorable="w14 w15 w16se w16cid w16 w16cex w16sdtdh">
+<w:styles xmlns:mc="http://schemas.openxmlformats.org/markup-compatibility/2006" xmlns:r="http://schemas.openxmlformats.org/officeDocument/2006/relationships" xmlns:w="http://schemas.openxmlformats.org/wordprocessingml/2006/main" xmlns:w14="http://schemas.microsoft.com/office/word/2010/wordml" xmlns:w15="http://schemas.microsoft.com/office/word/2012/wordml" xmlns:w16cex="http://schemas.microsoft.com/office/word/2018/wordml/cex" xmlns:w16cid="http://schemas.microsoft.com/office/word/2016/wordml/cid" xmlns:w16="http://schemas.microsoft.com/office/word/2018/wordml" xmlns:w16du="http://schemas.microsoft.com/office/word/2023/wordml/word16du" xmlns:w16sdtdh="http://schemas.microsoft.com/office/word/2020/wordml/sdtdatahash" xmlns:w16sdtfl="http://schemas.microsoft.com/office/word/2024/wordml/sdtformatlock" xmlns:w16se="http://schemas.microsoft.com/office/word/2015/wordml/symex" mc:Ignorable="w14 w15 w16se w16cid w16 w16cex w16sdtdh w16sdtfl w16du">
   <w:docDefaults>
     <w:rPrDefault>
       <w:rPr>
@@ -1579,6 +2008,29 @@
       <w:spacing w:val="5"/>
     </w:rPr>
   </w:style>
+  <w:style w:type="character" w:styleId="Hyperlink">
+    <w:name w:val="Hyperlink"/>
+    <w:basedOn w:val="DefaultParagraphFont"/>
+    <w:uiPriority w:val="99"/>
+    <w:unhideWhenUsed/>
+    <w:rsid w:val="00CF0586"/>
+    <w:rPr>
+      <w:color w:val="467886" w:themeColor="hyperlink"/>
+      <w:u w:val="single"/>
+    </w:rPr>
+  </w:style>
+  <w:style w:type="character" w:styleId="UnresolvedMention">
+    <w:name w:val="Unresolved Mention"/>
+    <w:basedOn w:val="DefaultParagraphFont"/>
+    <w:uiPriority w:val="99"/>
+    <w:semiHidden/>
+    <w:unhideWhenUsed/>
+    <w:rsid w:val="00CF0586"/>
+    <w:rPr>
+      <w:color w:val="605E5C"/>
+      <w:shd w:val="clear" w:color="auto" w:fill="E1DFDD"/>
+    </w:rPr>
+  </w:style>
 </w:styles>
 </file>
 
